--- a/Research on CA1 AI .docx
+++ b/Research on CA1 AI .docx
@@ -29,18 +29,24 @@
       </w:pPr>
       <w:r>
         <w:rPr>
+          <w:sz w:val="24"/>
+          <w:szCs w:val="24"/>
           <w:rtl w:val="0"/>
         </w:rPr>
         <w:t xml:space="preserve">Computer vision is a subfield of artificial intelligence, it </w:t>
       </w:r>
       <w:r>
         <w:rPr>
+          <w:sz w:val="24"/>
+          <w:szCs w:val="24"/>
           <w:rtl w:val="0"/>
         </w:rPr>
         <w:t xml:space="preserve">provides to systems</w:t>
       </w:r>
       <w:r>
         <w:rPr>
+          <w:sz w:val="24"/>
+          <w:szCs w:val="24"/>
           <w:rtl w:val="0"/>
         </w:rPr>
         <w:t xml:space="preserve"> and machines the capability to process, analyse and interpret visual inputs like images and videos, mimicking human vision.  For example, in radiology imaging, radiologists carefully interpret chest X-rays in order to identify diseases such as breast cancer or pneumonia, in those cases, a computer vision system could help to detect early stages of breast cancer or to analyse pictures and videos to identify media manipulation or deepfakes.</w:t>
@@ -131,6 +137,8 @@
       </w:pPr>
       <w:r>
         <w:rPr>
+          <w:sz w:val="24"/>
+          <w:szCs w:val="24"/>
           <w:rtl w:val="0"/>
         </w:rPr>
         <w:t xml:space="preserve">Due to rapid advances of AI, deepfake technology has been changing digital media creation and manipulation. As it becomes more and more accessible, individuals with limited technical expertise are now able to generate convincing manipulated videos, this led to a rise in harmful uses, such as scams impersonating individuals, spread of misinformation, fabricated political statements, and manipulation of digital evidence.</w:t>
@@ -174,22 +182,7 @@
           <w:szCs w:val="24"/>
           <w:rtl w:val="0"/>
         </w:rPr>
-        <w:t xml:space="preserve">However deep learning has evolved as the solution for detecting deepfake media. In this case, convolutional neural networks(CNNs) are specifically effective in this task due to being able to automatically learn hierarchical feature representations from images. By identifying subtle inconsistencies in facial textures, lighting patterns and spatial structures, deepfake media can be detected.(Priyanga et al., 2026, p.1)</w:t>
-      </w:r>
-    </w:p>
-    <w:p>
-      <w:pPr>
-        <w:spacing w:line="259" w:lineRule="auto"/>
-        <w:jc w:val="both"/>
-        <w:rPr>
-          <w:sz w:val="24"/>
-          <w:szCs w:val="24"/>
-        </w:rPr>
-      </w:pPr>
-      <w:r>
-        <w:rPr>
-          <w:rtl w:val="0"/>
-        </w:rPr>
+        <w:t xml:space="preserve">However deep learning has evolved as the solution for detecting deepfake media. In this case, convolutional neural networks(CNNs) are specifically effective in this task due to being able to automatically learn hierarchical feature representations from images, by identifying subtle inconsistencies in facial textures, lighting patterns and spatial structures, deepfake media can be detected.(Priyanga et al., 2026, p.1)</w:t>
       </w:r>
     </w:p>
     <w:p>
@@ -231,57 +224,112 @@
       </w:pPr>
       <w:r>
         <w:rPr>
-          <w:rtl w:val="0"/>
-        </w:rPr>
-        <w:t xml:space="preserve">A finance employee of a Hong Kong company joined a video conference meeting with who appeared to be the company’s chief financial officer and colleagues while being asked to realise a secret transfer, he agreed to transfer the amount of 200 million Hong Kong dollars(around $25 million), due to seeing his colleagues and chief on the meeting, learning later on that everyone he saw on the meeting besides him were fake.(Chen and Magramo, 2024)</w:t>
-      </w:r>
-    </w:p>
-    <w:p>
-      <w:pPr>
-        <w:spacing w:line="259" w:lineRule="auto"/>
-        <w:jc w:val="both"/>
-        <w:rPr/>
-      </w:pPr>
-      <w:r>
-        <w:rPr>
-          <w:rtl w:val="0"/>
-        </w:rPr>
-      </w:r>
-    </w:p>
-    <w:p>
-      <w:pPr>
-        <w:spacing w:line="259" w:lineRule="auto"/>
-        <w:jc w:val="both"/>
-        <w:rPr/>
-      </w:pPr>
-      <w:r>
-        <w:rPr>
-          <w:rtl w:val="0"/>
-        </w:rPr>
-        <w:t xml:space="preserve">What can be learned from this case is that familiar faces in live meetings do not authorise a payment or take a sensitive decision.</w:t>
-      </w:r>
-      <w:r>
-        <w:rPr>
-          <w:rtl w:val="0"/>
-        </w:rPr>
-      </w:r>
-    </w:p>
-    <w:p>
-      <w:pPr>
-        <w:spacing w:line="259" w:lineRule="auto"/>
-        <w:jc w:val="both"/>
-        <w:rPr/>
-      </w:pPr>
-      <w:r>
-        <w:rPr>
-          <w:rtl w:val="0"/>
-        </w:rPr>
-      </w:r>
-    </w:p>
-    <w:p>
-      <w:pPr>
-        <w:spacing w:line="276" w:lineRule="auto"/>
-        <w:ind w:left="0" w:firstLine="0"/>
+          <w:sz w:val="24"/>
+          <w:szCs w:val="24"/>
+          <w:rtl w:val="0"/>
+        </w:rPr>
+        <w:t xml:space="preserve">A finance employee of a Hong Kong company was asked to realise a secret transfer on the amount of 200 million Hong Kong dollars(around $25 million), he doubted that something was wrong at first, however after joining a video conference meeting with who appeared to be the company’s chief financial officer and colleagues he agreed to realise the transfer due to seeing those people on the meeting, just to learn later on that everyone he saw on the meeting besides him were fake.</w:t>
+      </w:r>
+      <w:r>
+        <w:rPr>
+          <w:rtl w:val="0"/>
+        </w:rPr>
+        <w:t xml:space="preserve">(Chen and Magramo, 2024)</w:t>
+      </w:r>
+    </w:p>
+    <w:p>
+      <w:pPr>
+        <w:spacing w:line="259" w:lineRule="auto"/>
+        <w:jc w:val="both"/>
+        <w:rPr/>
+      </w:pPr>
+      <w:r>
+        <w:rPr>
+          <w:rtl w:val="0"/>
+        </w:rPr>
+      </w:r>
+    </w:p>
+    <w:p>
+      <w:pPr>
+        <w:spacing w:line="259" w:lineRule="auto"/>
+        <w:jc w:val="both"/>
+        <w:rPr/>
+      </w:pPr>
+      <w:r>
+        <w:rPr>
+          <w:rtl w:val="0"/>
+        </w:rPr>
+      </w:r>
+    </w:p>
+    <w:p>
+      <w:pPr>
+        <w:pStyle w:val="Heading2"/>
+        <w:spacing w:line="259" w:lineRule="auto"/>
+        <w:jc w:val="both"/>
+        <w:rPr/>
+      </w:pPr>
+      <w:bookmarkStart w:colFirst="0" w:colLast="0" w:name="_sw47ib8ux735" w:id="3"/>
+      <w:bookmarkEnd w:id="3"/>
+      <w:r>
+        <w:rPr>
+          <w:rtl w:val="0"/>
+        </w:rPr>
+        <w:t xml:space="preserve">Conclusion</w:t>
+      </w:r>
+    </w:p>
+    <w:p>
+      <w:pPr>
+        <w:spacing w:line="259" w:lineRule="auto"/>
+        <w:jc w:val="both"/>
+        <w:rPr/>
+      </w:pPr>
+      <w:r>
+        <w:rPr>
+          <w:rtl w:val="0"/>
+        </w:rPr>
+        <w:t xml:space="preserve">To sum up, while recent advancements in artificial intelligence bring positive and groundbreaking tools, it also creates or reinvents harmful ways to use it. It is not possible to stop society from using AI anymore, as time passes more ethical and legal challenges will surge and it is crucial to identify and address these challenges so it continues to contribute positively to society.</w:t>
+      </w:r>
+    </w:p>
+    <w:p>
+      <w:pPr>
+        <w:spacing w:line="259" w:lineRule="auto"/>
+        <w:jc w:val="both"/>
+        <w:rPr/>
+      </w:pPr>
+      <w:r>
+        <w:rPr>
+          <w:rtl w:val="0"/>
+        </w:rPr>
+      </w:r>
+    </w:p>
+    <w:p>
+      <w:pPr>
+        <w:spacing w:line="259" w:lineRule="auto"/>
+        <w:jc w:val="both"/>
+        <w:rPr/>
+      </w:pPr>
+      <w:r>
+        <w:rPr>
+          <w:rtl w:val="0"/>
+        </w:rPr>
+      </w:r>
+    </w:p>
+    <w:p>
+      <w:pPr>
+        <w:spacing w:line="259" w:lineRule="auto"/>
+        <w:jc w:val="both"/>
+        <w:rPr/>
+      </w:pPr>
+      <w:r>
+        <w:rPr>
+          <w:rtl w:val="0"/>
+        </w:rPr>
+      </w:r>
+    </w:p>
+    <w:p>
+      <w:pPr>
+        <w:spacing w:line="259" w:lineRule="auto"/>
+        <w:jc w:val="both"/>
         <w:rPr/>
       </w:pPr>
       <w:r>
@@ -304,14 +352,39 @@
           <w:szCs w:val="36"/>
         </w:rPr>
       </w:pPr>
-      <w:bookmarkStart w:colFirst="0" w:colLast="0" w:name="_3sbzii6mgbqg" w:id="3"/>
-      <w:bookmarkEnd w:id="3"/>
-      <w:r>
+      <w:bookmarkStart w:colFirst="0" w:colLast="0" w:name="_o5cjtbswc1by" w:id="4"/>
+      <w:bookmarkEnd w:id="4"/>
+      <w:r>
+        <w:br w:type="page"/>
+      </w:r>
+      <w:r>
+        <w:rPr>
+          <w:rtl w:val="0"/>
+        </w:rPr>
+      </w:r>
+    </w:p>
+    <w:p>
+      <w:pPr>
+        <w:pStyle w:val="Heading1"/>
+        <w:keepNext w:val="0"/>
+        <w:keepLines w:val="0"/>
+        <w:spacing w:after="360" w:before="0" w:line="360" w:lineRule="auto"/>
+        <w:jc w:val="center"/>
         <w:rPr>
           <w:b w:val="1"/>
           <w:bCs w:val="1"/>
           <w:sz w:val="36"/>
           <w:szCs w:val="36"/>
+        </w:rPr>
+      </w:pPr>
+      <w:bookmarkStart w:colFirst="0" w:colLast="0" w:name="_3sbzii6mgbqg" w:id="5"/>
+      <w:bookmarkEnd w:id="5"/>
+      <w:r>
+        <w:rPr>
+          <w:b w:val="1"/>
+          <w:bCs w:val="1"/>
+          <w:sz w:val="36"/>
+          <w:szCs w:val="36"/>
           <w:rtl w:val="0"/>
         </w:rPr>
         <w:t xml:space="preserve">Reference list</w:t>
@@ -420,6 +493,41 @@
           <w:rtl w:val="0"/>
         </w:rPr>
         <w:t xml:space="preserve">, 5(4), pp.pp. 1–8. doi:10.55041/ISJEM06433.</w:t>
+      </w:r>
+    </w:p>
+    <w:p>
+      <w:pPr>
+        <w:spacing w:after="240" w:line="360" w:lineRule="auto"/>
+        <w:rPr>
+          <w:sz w:val="24"/>
+          <w:szCs w:val="24"/>
+        </w:rPr>
+      </w:pPr>
+      <w:r>
+        <w:rPr>
+          <w:sz w:val="24"/>
+          <w:szCs w:val="24"/>
+          <w:rtl w:val="0"/>
+        </w:rPr>
+        <w:t xml:space="preserve">Umé, C. (2026). </w:t>
+      </w:r>
+      <w:r>
+        <w:rPr>
+          <w:i w:val="1"/>
+          <w:iCs w:val="1"/>
+          <w:sz w:val="24"/>
+          <w:szCs w:val="24"/>
+          <w:rtl w:val="0"/>
+        </w:rPr>
+        <w:t xml:space="preserve">Chris Umé (@vfxchrisume) on X</w:t>
+      </w:r>
+      <w:r>
+        <w:rPr>
+          <w:sz w:val="24"/>
+          <w:szCs w:val="24"/>
+          <w:rtl w:val="0"/>
+        </w:rPr>
+        <w:t xml:space="preserve">. [online] X (formerly Twitter). Available at: https://x.com/vfxchrisume [Accessed 22 Oct. 2026].</w:t>
       </w:r>
     </w:p>
     <w:p>
